--- a/templates/template_serah_terima.docx
+++ b/templates/template_serah_terima.docx
@@ -611,181 +611,12 @@
           <w:spacing w:val="-10"/>
         </w:rPr>
       </w:pPr>
-      <w:proofErr w:type="spellStart"/>
       <w:r>
         <w:rPr>
           <w:rFonts w:eastAsia="Basic"/>
           <w:lang w:val="en-US"/>
         </w:rPr>
-        <w:t>Pihak</w:t>
-      </w:r>
-      <w:proofErr w:type="spellEnd"/>
-      <w:r>
-        <w:rPr>
-          <w:rFonts w:eastAsia="Basic"/>
-          <w:lang w:val="en-US"/>
-        </w:rPr>
-        <w:t xml:space="preserve"> </w:t>
-      </w:r>
-      <w:proofErr w:type="spellStart"/>
-      <w:r>
-        <w:rPr>
-          <w:rFonts w:eastAsia="Basic"/>
-          <w:lang w:val="en-US"/>
-        </w:rPr>
-        <w:t>kedua</w:t>
-      </w:r>
-      <w:proofErr w:type="spellEnd"/>
-      <w:r>
-        <w:rPr>
-          <w:rFonts w:eastAsia="Basic"/>
-          <w:lang w:val="en-US"/>
-        </w:rPr>
-        <w:t xml:space="preserve"> </w:t>
-      </w:r>
-      <w:proofErr w:type="spellStart"/>
-      <w:r>
-        <w:rPr>
-          <w:rFonts w:eastAsia="Basic"/>
-          <w:lang w:val="en-US"/>
-        </w:rPr>
-        <w:t>melakukan</w:t>
-      </w:r>
-      <w:proofErr w:type="spellEnd"/>
-      <w:r>
-        <w:rPr>
-          <w:rFonts w:eastAsia="Basic"/>
-          <w:lang w:val="en-US"/>
-        </w:rPr>
-        <w:t xml:space="preserve"> </w:t>
-      </w:r>
-      <w:proofErr w:type="spellStart"/>
-      <w:r>
-        <w:rPr>
-          <w:rFonts w:eastAsia="Basic"/>
-          <w:lang w:val="en-US"/>
-        </w:rPr>
-        <w:t>pencabutan</w:t>
-      </w:r>
-      <w:proofErr w:type="spellEnd"/>
-      <w:r>
-        <w:rPr>
-          <w:rFonts w:eastAsia="Basic"/>
-          <w:lang w:val="en-US"/>
-        </w:rPr>
-        <w:t>/</w:t>
-      </w:r>
-      <w:proofErr w:type="spellStart"/>
-      <w:r>
-        <w:rPr>
-          <w:rFonts w:eastAsia="Basic"/>
-          <w:lang w:val="en-US"/>
-        </w:rPr>
-        <w:t>pengambilan</w:t>
-      </w:r>
-      <w:proofErr w:type="spellEnd"/>
-      <w:r>
-        <w:rPr>
-          <w:rFonts w:eastAsia="Basic"/>
-          <w:lang w:val="en-US"/>
-        </w:rPr>
-        <w:t xml:space="preserve"> </w:t>
-      </w:r>
-      <w:proofErr w:type="spellStart"/>
-      <w:r>
-        <w:rPr>
-          <w:rFonts w:eastAsia="Basic"/>
-          <w:lang w:val="en-US"/>
-        </w:rPr>
-        <w:t>instalasi</w:t>
-      </w:r>
-      <w:proofErr w:type="spellEnd"/>
-      <w:r>
-        <w:rPr>
-          <w:rFonts w:eastAsia="Basic"/>
-          <w:lang w:val="en-US"/>
-        </w:rPr>
-        <w:t xml:space="preserve"> Alat {type}, di PT. {site} </w:t>
-      </w:r>
-      <w:proofErr w:type="spellStart"/>
-      <w:r>
-        <w:rPr>
-          <w:rFonts w:eastAsia="Basic"/>
-          <w:lang w:val="en-US"/>
-        </w:rPr>
-        <w:t>dengan</w:t>
-      </w:r>
-      <w:proofErr w:type="spellEnd"/>
-      <w:r>
-        <w:rPr>
-          <w:rFonts w:eastAsia="Basic"/>
-          <w:lang w:val="en-US"/>
-        </w:rPr>
-        <w:t xml:space="preserve"> </w:t>
-      </w:r>
-      <w:proofErr w:type="spellStart"/>
-      <w:r>
-        <w:rPr>
-          <w:rFonts w:eastAsia="Basic"/>
-          <w:lang w:val="en-US"/>
-        </w:rPr>
-        <w:t>rincian</w:t>
-      </w:r>
-      <w:proofErr w:type="spellEnd"/>
-      <w:r>
-        <w:rPr>
-          <w:rFonts w:eastAsia="Basic"/>
-          <w:lang w:val="en-US"/>
-        </w:rPr>
-        <w:t xml:space="preserve"> </w:t>
-      </w:r>
-      <w:proofErr w:type="spellStart"/>
-      <w:r>
-        <w:rPr>
-          <w:rFonts w:eastAsia="Basic"/>
-          <w:lang w:val="en-US"/>
-        </w:rPr>
-        <w:t>alat</w:t>
-      </w:r>
-      <w:proofErr w:type="spellEnd"/>
-      <w:r>
-        <w:rPr>
-          <w:rFonts w:eastAsia="Basic"/>
-          <w:lang w:val="en-US"/>
-        </w:rPr>
-        <w:t xml:space="preserve"> </w:t>
-      </w:r>
-      <w:proofErr w:type="spellStart"/>
-      <w:r>
-        <w:rPr>
-          <w:rFonts w:eastAsia="Basic"/>
-          <w:lang w:val="en-US"/>
-        </w:rPr>
-        <w:t>sebagai</w:t>
-      </w:r>
-      <w:proofErr w:type="spellEnd"/>
-      <w:r>
-        <w:rPr>
-          <w:rFonts w:eastAsia="Basic"/>
-          <w:lang w:val="en-US"/>
-        </w:rPr>
-        <w:t xml:space="preserve"> </w:t>
-      </w:r>
-      <w:proofErr w:type="spellStart"/>
-      <w:r>
-        <w:rPr>
-          <w:rFonts w:eastAsia="Basic"/>
-          <w:lang w:val="en-US"/>
-        </w:rPr>
-        <w:t>berikut</w:t>
-      </w:r>
-      <w:proofErr w:type="spellEnd"/>
-      <w:r>
-        <w:rPr>
-          <w:rFonts w:eastAsia="Basic"/>
-          <w:lang w:val="en-US"/>
-        </w:rPr>
-        <w:t>:</w:t>
+        <w:t>Pihak kedua melakukan pencabutan/pengambilan instalasi Alat {type}, di PT. {site} dengan rincian alat sebagai berikut:</w:t>
       </w:r>
     </w:p>
     <w:p>
@@ -823,23 +654,7 @@
           <w:rFonts w:eastAsia="Basic"/>
           <w:lang w:val="en-US"/>
         </w:rPr>
-        <w:t>{</w:t>
-      </w:r>
-      <w:proofErr w:type="spellStart"/>
-      <w:r>
-        <w:rPr>
-          <w:rFonts w:eastAsia="Basic"/>
-          <w:lang w:val="en-US"/>
-        </w:rPr>
-        <w:t>alat</w:t>
-      </w:r>
-      <w:proofErr w:type="spellEnd"/>
-      <w:r>
-        <w:rPr>
-          <w:rFonts w:eastAsia="Basic"/>
-          <w:lang w:val="en-US"/>
-        </w:rPr>
-        <w:t>}</w:t>
+        <w:t>{alat}</w:t>
       </w:r>
     </w:p>
     <w:p>
@@ -872,143 +687,13 @@
           <w:spacing w:val="-10"/>
         </w:rPr>
       </w:pPr>
-      <w:proofErr w:type="spellStart"/>
       <w:r>
         <w:rPr>
           <w:rFonts w:eastAsia="Basic"/>
           <w:lang w:val="en-US"/>
         </w:rPr>
-        <w:t>Pihak</w:t>
-      </w:r>
-      <w:proofErr w:type="spellEnd"/>
-      <w:r>
-        <w:rPr>
-          <w:rFonts w:eastAsia="Basic"/>
-          <w:lang w:val="en-US"/>
-        </w:rPr>
-        <w:t xml:space="preserve"> </w:t>
-      </w:r>
-      <w:proofErr w:type="spellStart"/>
-      <w:r>
-        <w:rPr>
-          <w:rFonts w:eastAsia="Basic"/>
-          <w:lang w:val="en-US"/>
-        </w:rPr>
-        <w:t>pertama</w:t>
-      </w:r>
-      <w:proofErr w:type="spellEnd"/>
-      <w:r>
-        <w:rPr>
-          <w:rFonts w:eastAsia="Basic"/>
-          <w:lang w:val="en-US"/>
-        </w:rPr>
-        <w:t xml:space="preserve"> </w:t>
-      </w:r>
-      <w:proofErr w:type="spellStart"/>
-      <w:r>
-        <w:rPr>
-          <w:rFonts w:eastAsia="Basic"/>
-          <w:lang w:val="en-US"/>
-        </w:rPr>
-        <w:t>menyerahkan</w:t>
-      </w:r>
-      <w:proofErr w:type="spellEnd"/>
-      <w:r>
-        <w:rPr>
-          <w:rFonts w:eastAsia="Basic"/>
-          <w:lang w:val="en-US"/>
-        </w:rPr>
-        <w:t xml:space="preserve"> Alat </w:t>
-      </w:r>
-      <w:proofErr w:type="spellStart"/>
-      <w:r>
-        <w:rPr>
-          <w:rFonts w:eastAsia="Basic"/>
-          <w:lang w:val="en-US"/>
-        </w:rPr>
-        <w:t>tersebut</w:t>
-      </w:r>
-      <w:proofErr w:type="spellEnd"/>
-      <w:r>
-        <w:rPr>
-          <w:rFonts w:eastAsia="Basic"/>
-          <w:lang w:val="en-US"/>
-        </w:rPr>
-        <w:t xml:space="preserve"> </w:t>
-      </w:r>
-      <w:proofErr w:type="spellStart"/>
-      <w:r>
-        <w:rPr>
-          <w:rFonts w:eastAsia="Basic"/>
-          <w:lang w:val="en-US"/>
-        </w:rPr>
-        <w:t>sesuai</w:t>
-      </w:r>
-      <w:proofErr w:type="spellEnd"/>
-      <w:r>
-        <w:rPr>
-          <w:rFonts w:eastAsia="Basic"/>
-          <w:lang w:val="en-US"/>
-        </w:rPr>
-        <w:t xml:space="preserve"> </w:t>
-      </w:r>
-      <w:proofErr w:type="spellStart"/>
-      <w:r>
-        <w:rPr>
-          <w:rFonts w:eastAsia="Basic"/>
-          <w:lang w:val="en-US"/>
-        </w:rPr>
-        <w:t>kontrak</w:t>
-      </w:r>
-      <w:proofErr w:type="spellEnd"/>
-      <w:r>
-        <w:rPr>
-          <w:rFonts w:eastAsia="Basic"/>
-          <w:lang w:val="en-US"/>
-        </w:rPr>
-        <w:t xml:space="preserve"> </w:t>
-      </w:r>
-      <w:proofErr w:type="spellStart"/>
-      <w:r>
-        <w:rPr>
-          <w:rFonts w:eastAsia="Basic"/>
-          <w:lang w:val="en-US"/>
-        </w:rPr>
-        <w:t>kerjasama</w:t>
-      </w:r>
-      <w:proofErr w:type="spellEnd"/>
-      <w:r>
-        <w:rPr>
-          <w:rFonts w:eastAsia="Basic"/>
-          <w:lang w:val="en-US"/>
-        </w:rPr>
-        <w:t xml:space="preserve"> yang </w:t>
-      </w:r>
-      <w:proofErr w:type="spellStart"/>
-      <w:r>
-        <w:rPr>
-          <w:rFonts w:eastAsia="Basic"/>
-          <w:lang w:val="en-US"/>
-        </w:rPr>
-        <w:t>telah</w:t>
-      </w:r>
-      <w:proofErr w:type="spellEnd"/>
-      <w:r>
-        <w:rPr>
-          <w:rFonts w:eastAsia="Basic"/>
-          <w:lang w:val="en-US"/>
-        </w:rPr>
-        <w:t xml:space="preserve"> </w:t>
-      </w:r>
-      <w:proofErr w:type="spellStart"/>
-      <w:r>
-        <w:rPr>
-          <w:rFonts w:eastAsia="Basic"/>
-          <w:lang w:val="en-US"/>
-        </w:rPr>
-        <w:t>dibuat</w:t>
-      </w:r>
-      <w:proofErr w:type="spellEnd"/>
+        <w:t>Pihak pertama menyerahkan Alat tersebut sesuai kontrak kerjasama yang telah dibuat</w:t>
+      </w:r>
       <w:r>
         <w:tab/>
       </w:r>
@@ -1440,7 +1125,12 @@
       </w:pPr>
     </w:p>
     <w:sectPr>
-      <w:footerReference w:type="default" r:id="rId8"/>
+      <w:headerReference w:type="even" r:id="rId8"/>
+      <w:headerReference w:type="default" r:id="rId9"/>
+      <w:footerReference w:type="even" r:id="rId10"/>
+      <w:footerReference w:type="default" r:id="rId11"/>
+      <w:headerReference w:type="first" r:id="rId12"/>
+      <w:footerReference w:type="first" r:id="rId13"/>
       <w:type w:val="continuous"/>
       <w:pgSz w:w="11920" w:h="16840"/>
       <w:pgMar w:top="640" w:right="1417" w:bottom="280" w:left="1417" w:header="720" w:footer="720" w:gutter="0"/>
@@ -1473,17 +1163,24 @@
 <w:ftr xmlns:wpc="http://schemas.microsoft.com/office/word/2010/wordprocessingCanvas" xmlns:cx="http://schemas.microsoft.com/office/drawing/2014/chartex" xmlns:cx1="http://schemas.microsoft.com/office/drawing/2015/9/8/chartex" xmlns:cx2="http://schemas.microsoft.com/office/drawing/2015/10/21/chartex" xmlns:cx3="http://schemas.microsoft.com/office/drawing/2016/5/9/chartex" xmlns:cx4="http://schemas.microsoft.com/office/drawing/2016/5/10/chartex" xmlns:cx5="http://schemas.microsoft.com/office/drawing/2016/5/11/chartex" xmlns:cx6="http://schemas.microsoft.com/office/drawing/2016/5/12/chartex" xmlns:cx7="http://schemas.microsoft.com/office/drawing/2016/5/13/chartex" xmlns:cx8="http://schemas.microsoft.com/office/drawing/2016/5/14/chartex" xmlns:mc="http://schemas.openxmlformats.org/markup-compatibility/2006" xmlns:aink="http://schemas.microsoft.com/office/drawing/2016/ink" xmlns:am3d="http://schemas.microsoft.com/office/drawing/2017/model3d" xmlns:o="urn:schemas-microsoft-com:office:office" xmlns:r="http://schemas.openxmlformats.org/officeDocument/2006/relationships" xmlns:m="http://schemas.openxmlformats.org/officeDocument/2006/math" xmlns:v="urn:schemas-microsoft-com:vml" xmlns:wp14="http://schemas.microsoft.com/office/word/2010/wordprocessingDrawing" xmlns:wp="http://schemas.openxmlformats.org/drawingml/2006/wordprocessingDrawing" xmlns:w10="urn:schemas-microsoft-com:office:word" xmlns:w="http://schemas.openxmlformats.org/wordprocessingml/2006/main" xmlns:w14="http://schemas.microsoft.com/office/word/2010/wordml" xmlns:w15="http://schemas.microsoft.com/office/word/2012/wordml" xmlns:w16cex="http://schemas.microsoft.com/office/word/2018/wordml/cex" xmlns:w16cid="http://schemas.microsoft.com/office/word/2016/wordml/cid" xmlns:w16="http://schemas.microsoft.com/office/word/2018/wordml" xmlns:w16sdtdh="http://schemas.microsoft.com/office/word/2020/wordml/sdtdatahash" xmlns:w16se="http://schemas.microsoft.com/office/word/2015/wordml/symex" xmlns:wpg="http://schemas.microsoft.com/office/word/2010/wordprocessingGroup" xmlns:wpi="http://schemas.microsoft.com/office/word/2010/wordprocessingInk" xmlns:wne="http://schemas.microsoft.com/office/word/2006/wordml" xmlns:wps="http://schemas.microsoft.com/office/word/2010/wordprocessingShape" mc:Ignorable="w14 w15 w16se w16cid w16 w16cex w16sdtdh wp14">
   <w:p>
     <w:pPr>
+      <w:pStyle w:val="Footer"/>
+    </w:pPr>
+  </w:p>
+</w:ftr>
+</file>
+
+<file path=word/footer2.xml><?xml version="1.0" encoding="utf-8"?>
+<w:ftr xmlns:wpc="http://schemas.microsoft.com/office/word/2010/wordprocessingCanvas" xmlns:cx="http://schemas.microsoft.com/office/drawing/2014/chartex" xmlns:cx1="http://schemas.microsoft.com/office/drawing/2015/9/8/chartex" xmlns:cx2="http://schemas.microsoft.com/office/drawing/2015/10/21/chartex" xmlns:cx3="http://schemas.microsoft.com/office/drawing/2016/5/9/chartex" xmlns:cx4="http://schemas.microsoft.com/office/drawing/2016/5/10/chartex" xmlns:cx5="http://schemas.microsoft.com/office/drawing/2016/5/11/chartex" xmlns:cx6="http://schemas.microsoft.com/office/drawing/2016/5/12/chartex" xmlns:cx7="http://schemas.microsoft.com/office/drawing/2016/5/13/chartex" xmlns:cx8="http://schemas.microsoft.com/office/drawing/2016/5/14/chartex" xmlns:mc="http://schemas.openxmlformats.org/markup-compatibility/2006" xmlns:aink="http://schemas.microsoft.com/office/drawing/2016/ink" xmlns:am3d="http://schemas.microsoft.com/office/drawing/2017/model3d" xmlns:o="urn:schemas-microsoft-com:office:office" xmlns:r="http://schemas.openxmlformats.org/officeDocument/2006/relationships" xmlns:m="http://schemas.openxmlformats.org/officeDocument/2006/math" xmlns:v="urn:schemas-microsoft-com:vml" xmlns:wp14="http://schemas.microsoft.com/office/word/2010/wordprocessingDrawing" xmlns:wp="http://schemas.openxmlformats.org/drawingml/2006/wordprocessingDrawing" xmlns:w10="urn:schemas-microsoft-com:office:word" xmlns:w="http://schemas.openxmlformats.org/wordprocessingml/2006/main" xmlns:w14="http://schemas.microsoft.com/office/word/2010/wordml" xmlns:w15="http://schemas.microsoft.com/office/word/2012/wordml" xmlns:w16cex="http://schemas.microsoft.com/office/word/2018/wordml/cex" xmlns:w16cid="http://schemas.microsoft.com/office/word/2016/wordml/cid" xmlns:w16="http://schemas.microsoft.com/office/word/2018/wordml" xmlns:w16sdtdh="http://schemas.microsoft.com/office/word/2020/wordml/sdtdatahash" xmlns:w16se="http://schemas.microsoft.com/office/word/2015/wordml/symex" xmlns:wpg="http://schemas.microsoft.com/office/word/2010/wordprocessingGroup" xmlns:wpi="http://schemas.microsoft.com/office/word/2010/wordprocessingInk" xmlns:wne="http://schemas.microsoft.com/office/word/2006/wordml" xmlns:wps="http://schemas.microsoft.com/office/word/2010/wordprocessingShape" mc:Ignorable="w14 w15 w16se w16cid w16 w16cex w16sdtdh wp14">
+  <w:p>
+    <w:pPr>
       <w:pStyle w:val="BodyText"/>
       <w:spacing w:before="220"/>
     </w:pPr>
   </w:p>
   <w:p>
     <w:pPr>
-      <w:ind w:left="23"/>
-      <w:rPr>
-        <w:b/>
-        <w:sz w:val="20"/>
-      </w:rPr>
+      <w:pStyle w:val="NormalWeb"/>
+      <w:spacing w:before="0" w:beforeAutospacing="0" w:after="0" w:afterAutospacing="0"/>
     </w:pPr>
     <w:r>
       <w:rPr>
@@ -1538,271 +1235,155 @@
     <w:r>
       <w:rPr>
         <w:b/>
+        <w:bCs/>
+        <w:color w:val="000000"/>
         <w:sz w:val="20"/>
-      </w:rPr>
-      <w:t>PT.</w:t>
-    </w:r>
-    <w:r>
-      <w:rPr>
-        <w:b/>
-        <w:spacing w:val="-11"/>
-        <w:sz w:val="20"/>
-      </w:rPr>
-      <w:t xml:space="preserve"> </w:t>
-    </w:r>
-    <w:r>
-      <w:rPr>
-        <w:b/>
-        <w:sz w:val="20"/>
-      </w:rPr>
-      <w:t>SENSOR</w:t>
-    </w:r>
-    <w:r>
-      <w:rPr>
-        <w:b/>
-        <w:spacing w:val="-11"/>
-        <w:sz w:val="20"/>
-      </w:rPr>
-      <w:t xml:space="preserve"> </w:t>
-    </w:r>
-    <w:r>
-      <w:rPr>
-        <w:b/>
-        <w:sz w:val="20"/>
-      </w:rPr>
-      <w:t>TEKNOLOGI</w:t>
-    </w:r>
-    <w:r>
-      <w:rPr>
-        <w:b/>
-        <w:spacing w:val="-10"/>
-        <w:sz w:val="20"/>
-      </w:rPr>
-      <w:t xml:space="preserve"> </w:t>
-    </w:r>
-    <w:r>
-      <w:rPr>
-        <w:b/>
-        <w:spacing w:val="-2"/>
-        <w:sz w:val="20"/>
-      </w:rPr>
-      <w:t>INDONESIA</w:t>
+        <w:szCs w:val="20"/>
+      </w:rPr>
+      <w:t>PT. SENSOR TEKNOLOGI INDONESIA</w:t>
     </w:r>
   </w:p>
   <w:p>
     <w:pPr>
-      <w:tabs>
-        <w:tab w:val="left" w:pos="4837"/>
-      </w:tabs>
-      <w:ind w:left="23"/>
-      <w:rPr>
-        <w:sz w:val="20"/>
-      </w:rPr>
+      <w:pStyle w:val="NormalWeb"/>
+      <w:spacing w:before="0" w:beforeAutospacing="0" w:after="0" w:afterAutospacing="0"/>
     </w:pPr>
     <w:r>
       <w:rPr>
-        <w:spacing w:val="-2"/>
+        <w:color w:val="000000"/>
         <w:sz w:val="20"/>
+        <w:szCs w:val="20"/>
       </w:rPr>
       <w:t>KANTOR</w:t>
     </w:r>
     <w:r>
       <w:rPr>
+        <w:rStyle w:val="apple-tab-span"/>
+        <w:color w:val="000000"/>
         <w:sz w:val="20"/>
+        <w:szCs w:val="20"/>
       </w:rPr>
       <w:tab/>
     </w:r>
     <w:r>
       <w:rPr>
-        <w:spacing w:val="-2"/>
+        <w:rStyle w:val="apple-tab-span"/>
+        <w:color w:val="000000"/>
         <w:sz w:val="20"/>
-      </w:rPr>
-      <w:t>FACTORY</w:t>
+        <w:szCs w:val="20"/>
+      </w:rPr>
+      <w:tab/>
+    </w:r>
+    <w:r>
+      <w:rPr>
+        <w:rStyle w:val="apple-tab-span"/>
+        <w:color w:val="000000"/>
+        <w:sz w:val="20"/>
+        <w:szCs w:val="20"/>
+      </w:rPr>
+      <w:tab/>
+    </w:r>
+    <w:r>
+      <w:rPr>
+        <w:rStyle w:val="apple-tab-span"/>
+        <w:color w:val="000000"/>
+        <w:sz w:val="20"/>
+        <w:szCs w:val="20"/>
+      </w:rPr>
+      <w:tab/>
+    </w:r>
+    <w:r>
+      <w:rPr>
+        <w:rStyle w:val="apple-tab-span"/>
+        <w:color w:val="000000"/>
+        <w:sz w:val="20"/>
+        <w:szCs w:val="20"/>
+      </w:rPr>
+      <w:tab/>
+    </w:r>
+    <w:r>
+      <w:rPr>
+        <w:rStyle w:val="apple-tab-span"/>
+        <w:color w:val="000000"/>
+        <w:sz w:val="20"/>
+        <w:szCs w:val="20"/>
+      </w:rPr>
+      <w:tab/>
     </w:r>
   </w:p>
   <w:p>
     <w:pPr>
-      <w:tabs>
-        <w:tab w:val="left" w:pos="4837"/>
-      </w:tabs>
-      <w:ind w:left="23"/>
-      <w:rPr>
-        <w:sz w:val="20"/>
-      </w:rPr>
+      <w:pStyle w:val="NormalWeb"/>
+      <w:spacing w:before="0" w:beforeAutospacing="0" w:after="0" w:afterAutospacing="0"/>
     </w:pPr>
     <w:r>
       <w:rPr>
+        <w:color w:val="000000"/>
         <w:sz w:val="20"/>
-      </w:rPr>
-      <w:t>Jl.</w:t>
+        <w:szCs w:val="20"/>
+      </w:rPr>
+      <w:t>Jl. Jakarta No. 24, Bandung 40272</w:t>
     </w:r>
     <w:r>
       <w:rPr>
-        <w:spacing w:val="-6"/>
+        <w:rStyle w:val="apple-tab-span"/>
+        <w:color w:val="000000"/>
         <w:sz w:val="20"/>
-      </w:rPr>
-      <w:t xml:space="preserve"> </w:t>
+        <w:szCs w:val="20"/>
+      </w:rPr>
+      <w:tab/>
     </w:r>
     <w:r>
       <w:rPr>
+        <w:rStyle w:val="apple-tab-span"/>
+        <w:color w:val="000000"/>
         <w:sz w:val="20"/>
-      </w:rPr>
-      <w:t>Jakarta</w:t>
+        <w:szCs w:val="20"/>
+      </w:rPr>
+      <w:tab/>
     </w:r>
     <w:r>
       <w:rPr>
-        <w:spacing w:val="-6"/>
+        <w:rStyle w:val="apple-tab-span"/>
+        <w:color w:val="000000"/>
         <w:sz w:val="20"/>
-      </w:rPr>
-      <w:t xml:space="preserve"> </w:t>
-    </w:r>
-    <w:r>
-      <w:rPr>
-        <w:sz w:val="20"/>
-      </w:rPr>
-      <w:t>No.24,</w:t>
-    </w:r>
-    <w:r>
-      <w:rPr>
-        <w:spacing w:val="-6"/>
-        <w:sz w:val="20"/>
-      </w:rPr>
-      <w:t xml:space="preserve"> </w:t>
-    </w:r>
-    <w:r>
-      <w:rPr>
-        <w:sz w:val="20"/>
-      </w:rPr>
-      <w:t>Bandung</w:t>
-    </w:r>
-    <w:r>
-      <w:rPr>
-        <w:spacing w:val="-5"/>
-        <w:sz w:val="20"/>
-      </w:rPr>
-      <w:t xml:space="preserve"> </w:t>
-    </w:r>
-    <w:r>
-      <w:rPr>
-        <w:spacing w:val="-2"/>
-        <w:sz w:val="20"/>
-      </w:rPr>
-      <w:t>40272</w:t>
-    </w:r>
-    <w:r>
-      <w:rPr>
-        <w:sz w:val="20"/>
+        <w:szCs w:val="20"/>
       </w:rPr>
       <w:tab/>
-      <w:t>Jl.</w:t>
-    </w:r>
-    <w:r>
-      <w:rPr>
-        <w:spacing w:val="-8"/>
-        <w:sz w:val="20"/>
-      </w:rPr>
-      <w:t xml:space="preserve"> </w:t>
-    </w:r>
-    <w:r>
-      <w:rPr>
-        <w:sz w:val="20"/>
-      </w:rPr>
-      <w:t>Jakarta</w:t>
-    </w:r>
-    <w:r>
-      <w:rPr>
-        <w:spacing w:val="-6"/>
-        <w:sz w:val="20"/>
-      </w:rPr>
-      <w:t xml:space="preserve"> </w:t>
-    </w:r>
-    <w:r>
-      <w:rPr>
-        <w:sz w:val="20"/>
-      </w:rPr>
-      <w:t>No.24,</w:t>
-    </w:r>
-    <w:r>
-      <w:rPr>
-        <w:spacing w:val="-6"/>
-        <w:sz w:val="20"/>
-      </w:rPr>
-      <w:t xml:space="preserve"> </w:t>
-    </w:r>
-    <w:r>
-      <w:rPr>
-        <w:sz w:val="20"/>
-      </w:rPr>
-      <w:t>Bandung</w:t>
-    </w:r>
-    <w:r>
-      <w:rPr>
-        <w:spacing w:val="-5"/>
-        <w:sz w:val="20"/>
-      </w:rPr>
-      <w:t xml:space="preserve"> </w:t>
-    </w:r>
-    <w:r>
-      <w:rPr>
-        <w:spacing w:val="-2"/>
-        <w:sz w:val="20"/>
-      </w:rPr>
-      <w:t>40272</w:t>
     </w:r>
   </w:p>
   <w:p>
     <w:pPr>
-      <w:tabs>
-        <w:tab w:val="left" w:pos="4837"/>
-      </w:tabs>
-      <w:ind w:left="4838" w:right="1885" w:hanging="4815"/>
+      <w:ind w:left="23"/>
       <w:rPr>
         <w:sz w:val="20"/>
       </w:rPr>
     </w:pPr>
     <w:r>
       <w:rPr>
+        <w:color w:val="000000"/>
         <w:sz w:val="20"/>
-      </w:rPr>
-      <w:t>HP: 0812-1432-1083</w:t>
+        <w:szCs w:val="20"/>
+        <w:lang w:val="id-ID"/>
+      </w:rPr>
+      <w:t>www.getsensync.com</w:t>
     </w:r>
     <w:r>
       <w:rPr>
+        <w:rStyle w:val="apple-tab-span"/>
+        <w:color w:val="000000"/>
         <w:sz w:val="20"/>
+        <w:szCs w:val="20"/>
+        <w:lang w:val="id-ID"/>
       </w:rPr>
       <w:tab/>
-      <w:t>Email:</w:t>
     </w:r>
     <w:r>
       <w:rPr>
-        <w:spacing w:val="-13"/>
         <w:sz w:val="20"/>
       </w:rPr>
       <w:t xml:space="preserve"> </w:t>
     </w:r>
-    <w:hyperlink r:id="rId2">
-      <w:r>
-        <w:rPr>
-          <w:sz w:val="20"/>
-        </w:rPr>
-        <w:t>info@getsensync.com</w:t>
-      </w:r>
-    </w:hyperlink>
-    <w:r>
-      <w:rPr>
-        <w:sz w:val="20"/>
-      </w:rPr>
-      <w:t xml:space="preserve"> </w:t>
-    </w:r>
-    <w:hyperlink r:id="rId3">
-      <w:r>
-        <w:rPr>
-          <w:spacing w:val="-2"/>
-          <w:sz w:val="20"/>
-        </w:rPr>
-        <w:t>http://www.getsensync.com</w:t>
-      </w:r>
-    </w:hyperlink>
   </w:p>
   <w:p>
     <w:pPr>
@@ -1817,6 +1398,16 @@
 </w:ftr>
 </file>
 
+<file path=word/footer3.xml><?xml version="1.0" encoding="utf-8"?>
+<w:ftr xmlns:wpc="http://schemas.microsoft.com/office/word/2010/wordprocessingCanvas" xmlns:cx="http://schemas.microsoft.com/office/drawing/2014/chartex" xmlns:cx1="http://schemas.microsoft.com/office/drawing/2015/9/8/chartex" xmlns:cx2="http://schemas.microsoft.com/office/drawing/2015/10/21/chartex" xmlns:cx3="http://schemas.microsoft.com/office/drawing/2016/5/9/chartex" xmlns:cx4="http://schemas.microsoft.com/office/drawing/2016/5/10/chartex" xmlns:cx5="http://schemas.microsoft.com/office/drawing/2016/5/11/chartex" xmlns:cx6="http://schemas.microsoft.com/office/drawing/2016/5/12/chartex" xmlns:cx7="http://schemas.microsoft.com/office/drawing/2016/5/13/chartex" xmlns:cx8="http://schemas.microsoft.com/office/drawing/2016/5/14/chartex" xmlns:mc="http://schemas.openxmlformats.org/markup-compatibility/2006" xmlns:aink="http://schemas.microsoft.com/office/drawing/2016/ink" xmlns:am3d="http://schemas.microsoft.com/office/drawing/2017/model3d" xmlns:o="urn:schemas-microsoft-com:office:office" xmlns:r="http://schemas.openxmlformats.org/officeDocument/2006/relationships" xmlns:m="http://schemas.openxmlformats.org/officeDocument/2006/math" xmlns:v="urn:schemas-microsoft-com:vml" xmlns:wp14="http://schemas.microsoft.com/office/word/2010/wordprocessingDrawing" xmlns:wp="http://schemas.openxmlformats.org/drawingml/2006/wordprocessingDrawing" xmlns:w10="urn:schemas-microsoft-com:office:word" xmlns:w="http://schemas.openxmlformats.org/wordprocessingml/2006/main" xmlns:w14="http://schemas.microsoft.com/office/word/2010/wordml" xmlns:w15="http://schemas.microsoft.com/office/word/2012/wordml" xmlns:w16cex="http://schemas.microsoft.com/office/word/2018/wordml/cex" xmlns:w16cid="http://schemas.microsoft.com/office/word/2016/wordml/cid" xmlns:w16="http://schemas.microsoft.com/office/word/2018/wordml" xmlns:w16sdtdh="http://schemas.microsoft.com/office/word/2020/wordml/sdtdatahash" xmlns:w16se="http://schemas.microsoft.com/office/word/2015/wordml/symex" xmlns:wpg="http://schemas.microsoft.com/office/word/2010/wordprocessingGroup" xmlns:wpi="http://schemas.microsoft.com/office/word/2010/wordprocessingInk" xmlns:wne="http://schemas.microsoft.com/office/word/2006/wordml" xmlns:wps="http://schemas.microsoft.com/office/word/2010/wordprocessingShape" mc:Ignorable="w14 w15 w16se w16cid w16 w16cex w16sdtdh wp14">
+  <w:p>
+    <w:pPr>
+      <w:pStyle w:val="Footer"/>
+    </w:pPr>
+  </w:p>
+</w:ftr>
+</file>
+
 <file path=word/footnotes.xml><?xml version="1.0" encoding="utf-8"?>
 <w:footnotes xmlns:wpc="http://schemas.microsoft.com/office/word/2010/wordprocessingCanvas" xmlns:cx="http://schemas.microsoft.com/office/drawing/2014/chartex" xmlns:cx1="http://schemas.microsoft.com/office/drawing/2015/9/8/chartex" xmlns:cx2="http://schemas.microsoft.com/office/drawing/2015/10/21/chartex" xmlns:cx3="http://schemas.microsoft.com/office/drawing/2016/5/9/chartex" xmlns:cx4="http://schemas.microsoft.com/office/drawing/2016/5/10/chartex" xmlns:cx5="http://schemas.microsoft.com/office/drawing/2016/5/11/chartex" xmlns:cx6="http://schemas.microsoft.com/office/drawing/2016/5/12/chartex" xmlns:cx7="http://schemas.microsoft.com/office/drawing/2016/5/13/chartex" xmlns:cx8="http://schemas.microsoft.com/office/drawing/2016/5/14/chartex" xmlns:mc="http://schemas.openxmlformats.org/markup-compatibility/2006" xmlns:aink="http://schemas.microsoft.com/office/drawing/2016/ink" xmlns:am3d="http://schemas.microsoft.com/office/drawing/2017/model3d" xmlns:o="urn:schemas-microsoft-com:office:office" xmlns:r="http://schemas.openxmlformats.org/officeDocument/2006/relationships" xmlns:m="http://schemas.openxmlformats.org/officeDocument/2006/math" xmlns:v="urn:schemas-microsoft-com:vml" xmlns:wp14="http://schemas.microsoft.com/office/word/2010/wordprocessingDrawing" xmlns:wp="http://schemas.openxmlformats.org/drawingml/2006/wordprocessingDrawing" xmlns:w10="urn:schemas-microsoft-com:office:word" xmlns:w="http://schemas.openxmlformats.org/wordprocessingml/2006/main" xmlns:w14="http://schemas.microsoft.com/office/word/2010/wordml" xmlns:w15="http://schemas.microsoft.com/office/word/2012/wordml" xmlns:w16cex="http://schemas.microsoft.com/office/word/2018/wordml/cex" xmlns:w16cid="http://schemas.microsoft.com/office/word/2016/wordml/cid" xmlns:w16="http://schemas.microsoft.com/office/word/2018/wordml" xmlns:w16sdtdh="http://schemas.microsoft.com/office/word/2020/wordml/sdtdatahash" xmlns:w16se="http://schemas.microsoft.com/office/word/2015/wordml/symex" xmlns:wpg="http://schemas.microsoft.com/office/word/2010/wordprocessingGroup" xmlns:wpi="http://schemas.microsoft.com/office/word/2010/wordprocessingInk" xmlns:wne="http://schemas.microsoft.com/office/word/2006/wordml" xmlns:wps="http://schemas.microsoft.com/office/word/2010/wordprocessingShape" mc:Ignorable="w14 w15 w16se w16cid w16 w16cex w16sdtdh wp14">
   <w:footnote w:type="separator" w:id="-1">
@@ -1834,6 +1425,36 @@
     </w:p>
   </w:footnote>
 </w:footnotes>
+</file>
+
+<file path=word/header1.xml><?xml version="1.0" encoding="utf-8"?>
+<w:hdr xmlns:wpc="http://schemas.microsoft.com/office/word/2010/wordprocessingCanvas" xmlns:cx="http://schemas.microsoft.com/office/drawing/2014/chartex" xmlns:cx1="http://schemas.microsoft.com/office/drawing/2015/9/8/chartex" xmlns:cx2="http://schemas.microsoft.com/office/drawing/2015/10/21/chartex" xmlns:cx3="http://schemas.microsoft.com/office/drawing/2016/5/9/chartex" xmlns:cx4="http://schemas.microsoft.com/office/drawing/2016/5/10/chartex" xmlns:cx5="http://schemas.microsoft.com/office/drawing/2016/5/11/chartex" xmlns:cx6="http://schemas.microsoft.com/office/drawing/2016/5/12/chartex" xmlns:cx7="http://schemas.microsoft.com/office/drawing/2016/5/13/chartex" xmlns:cx8="http://schemas.microsoft.com/office/drawing/2016/5/14/chartex" xmlns:mc="http://schemas.openxmlformats.org/markup-compatibility/2006" xmlns:aink="http://schemas.microsoft.com/office/drawing/2016/ink" xmlns:am3d="http://schemas.microsoft.com/office/drawing/2017/model3d" xmlns:o="urn:schemas-microsoft-com:office:office" xmlns:r="http://schemas.openxmlformats.org/officeDocument/2006/relationships" xmlns:m="http://schemas.openxmlformats.org/officeDocument/2006/math" xmlns:v="urn:schemas-microsoft-com:vml" xmlns:wp14="http://schemas.microsoft.com/office/word/2010/wordprocessingDrawing" xmlns:wp="http://schemas.openxmlformats.org/drawingml/2006/wordprocessingDrawing" xmlns:w10="urn:schemas-microsoft-com:office:word" xmlns:w="http://schemas.openxmlformats.org/wordprocessingml/2006/main" xmlns:w14="http://schemas.microsoft.com/office/word/2010/wordml" xmlns:w15="http://schemas.microsoft.com/office/word/2012/wordml" xmlns:w16cex="http://schemas.microsoft.com/office/word/2018/wordml/cex" xmlns:w16cid="http://schemas.microsoft.com/office/word/2016/wordml/cid" xmlns:w16="http://schemas.microsoft.com/office/word/2018/wordml" xmlns:w16sdtdh="http://schemas.microsoft.com/office/word/2020/wordml/sdtdatahash" xmlns:w16se="http://schemas.microsoft.com/office/word/2015/wordml/symex" xmlns:wpg="http://schemas.microsoft.com/office/word/2010/wordprocessingGroup" xmlns:wpi="http://schemas.microsoft.com/office/word/2010/wordprocessingInk" xmlns:wne="http://schemas.microsoft.com/office/word/2006/wordml" xmlns:wps="http://schemas.microsoft.com/office/word/2010/wordprocessingShape" mc:Ignorable="w14 w15 w16se w16cid w16 w16cex w16sdtdh wp14">
+  <w:p>
+    <w:pPr>
+      <w:pStyle w:val="Header"/>
+    </w:pPr>
+  </w:p>
+</w:hdr>
+</file>
+
+<file path=word/header2.xml><?xml version="1.0" encoding="utf-8"?>
+<w:hdr xmlns:wpc="http://schemas.microsoft.com/office/word/2010/wordprocessingCanvas" xmlns:cx="http://schemas.microsoft.com/office/drawing/2014/chartex" xmlns:cx1="http://schemas.microsoft.com/office/drawing/2015/9/8/chartex" xmlns:cx2="http://schemas.microsoft.com/office/drawing/2015/10/21/chartex" xmlns:cx3="http://schemas.microsoft.com/office/drawing/2016/5/9/chartex" xmlns:cx4="http://schemas.microsoft.com/office/drawing/2016/5/10/chartex" xmlns:cx5="http://schemas.microsoft.com/office/drawing/2016/5/11/chartex" xmlns:cx6="http://schemas.microsoft.com/office/drawing/2016/5/12/chartex" xmlns:cx7="http://schemas.microsoft.com/office/drawing/2016/5/13/chartex" xmlns:cx8="http://schemas.microsoft.com/office/drawing/2016/5/14/chartex" xmlns:mc="http://schemas.openxmlformats.org/markup-compatibility/2006" xmlns:aink="http://schemas.microsoft.com/office/drawing/2016/ink" xmlns:am3d="http://schemas.microsoft.com/office/drawing/2017/model3d" xmlns:o="urn:schemas-microsoft-com:office:office" xmlns:r="http://schemas.openxmlformats.org/officeDocument/2006/relationships" xmlns:m="http://schemas.openxmlformats.org/officeDocument/2006/math" xmlns:v="urn:schemas-microsoft-com:vml" xmlns:wp14="http://schemas.microsoft.com/office/word/2010/wordprocessingDrawing" xmlns:wp="http://schemas.openxmlformats.org/drawingml/2006/wordprocessingDrawing" xmlns:w10="urn:schemas-microsoft-com:office:word" xmlns:w="http://schemas.openxmlformats.org/wordprocessingml/2006/main" xmlns:w14="http://schemas.microsoft.com/office/word/2010/wordml" xmlns:w15="http://schemas.microsoft.com/office/word/2012/wordml" xmlns:w16cex="http://schemas.microsoft.com/office/word/2018/wordml/cex" xmlns:w16cid="http://schemas.microsoft.com/office/word/2016/wordml/cid" xmlns:w16="http://schemas.microsoft.com/office/word/2018/wordml" xmlns:w16sdtdh="http://schemas.microsoft.com/office/word/2020/wordml/sdtdatahash" xmlns:w16se="http://schemas.microsoft.com/office/word/2015/wordml/symex" xmlns:wpg="http://schemas.microsoft.com/office/word/2010/wordprocessingGroup" xmlns:wpi="http://schemas.microsoft.com/office/word/2010/wordprocessingInk" xmlns:wne="http://schemas.microsoft.com/office/word/2006/wordml" xmlns:wps="http://schemas.microsoft.com/office/word/2010/wordprocessingShape" mc:Ignorable="w14 w15 w16se w16cid w16 w16cex w16sdtdh wp14">
+  <w:p>
+    <w:pPr>
+      <w:pStyle w:val="Header"/>
+    </w:pPr>
+  </w:p>
+</w:hdr>
+</file>
+
+<file path=word/header3.xml><?xml version="1.0" encoding="utf-8"?>
+<w:hdr xmlns:wpc="http://schemas.microsoft.com/office/word/2010/wordprocessingCanvas" xmlns:cx="http://schemas.microsoft.com/office/drawing/2014/chartex" xmlns:cx1="http://schemas.microsoft.com/office/drawing/2015/9/8/chartex" xmlns:cx2="http://schemas.microsoft.com/office/drawing/2015/10/21/chartex" xmlns:cx3="http://schemas.microsoft.com/office/drawing/2016/5/9/chartex" xmlns:cx4="http://schemas.microsoft.com/office/drawing/2016/5/10/chartex" xmlns:cx5="http://schemas.microsoft.com/office/drawing/2016/5/11/chartex" xmlns:cx6="http://schemas.microsoft.com/office/drawing/2016/5/12/chartex" xmlns:cx7="http://schemas.microsoft.com/office/drawing/2016/5/13/chartex" xmlns:cx8="http://schemas.microsoft.com/office/drawing/2016/5/14/chartex" xmlns:mc="http://schemas.openxmlformats.org/markup-compatibility/2006" xmlns:aink="http://schemas.microsoft.com/office/drawing/2016/ink" xmlns:am3d="http://schemas.microsoft.com/office/drawing/2017/model3d" xmlns:o="urn:schemas-microsoft-com:office:office" xmlns:r="http://schemas.openxmlformats.org/officeDocument/2006/relationships" xmlns:m="http://schemas.openxmlformats.org/officeDocument/2006/math" xmlns:v="urn:schemas-microsoft-com:vml" xmlns:wp14="http://schemas.microsoft.com/office/word/2010/wordprocessingDrawing" xmlns:wp="http://schemas.openxmlformats.org/drawingml/2006/wordprocessingDrawing" xmlns:w10="urn:schemas-microsoft-com:office:word" xmlns:w="http://schemas.openxmlformats.org/wordprocessingml/2006/main" xmlns:w14="http://schemas.microsoft.com/office/word/2010/wordml" xmlns:w15="http://schemas.microsoft.com/office/word/2012/wordml" xmlns:w16cex="http://schemas.microsoft.com/office/word/2018/wordml/cex" xmlns:w16cid="http://schemas.microsoft.com/office/word/2016/wordml/cid" xmlns:w16="http://schemas.microsoft.com/office/word/2018/wordml" xmlns:w16sdtdh="http://schemas.microsoft.com/office/word/2020/wordml/sdtdatahash" xmlns:w16se="http://schemas.microsoft.com/office/word/2015/wordml/symex" xmlns:wpg="http://schemas.microsoft.com/office/word/2010/wordprocessingGroup" xmlns:wpi="http://schemas.microsoft.com/office/word/2010/wordprocessingInk" xmlns:wne="http://schemas.microsoft.com/office/word/2006/wordml" xmlns:wps="http://schemas.microsoft.com/office/word/2010/wordprocessingShape" mc:Ignorable="w14 w15 w16se w16cid w16 w16cex w16sdtdh wp14">
+  <w:p>
+    <w:pPr>
+      <w:pStyle w:val="Header"/>
+    </w:pPr>
+  </w:p>
+</w:hdr>
 </file>
 
 <file path=word/numbering.xml><?xml version="1.0" encoding="utf-8"?>
@@ -3004,6 +2625,30 @@
       <w:lang w:val="ms"/>
     </w:rPr>
   </w:style>
+  <w:style w:type="paragraph" w:styleId="NormalWeb">
+    <w:name w:val="Normal (Web)"/>
+    <w:basedOn w:val="Normal"/>
+    <w:uiPriority w:val="99"/>
+    <w:semiHidden/>
+    <w:unhideWhenUsed/>
+    <w:rsid w:val="00BE41DF"/>
+    <w:pPr>
+      <w:widowControl/>
+      <w:autoSpaceDE/>
+      <w:autoSpaceDN/>
+      <w:spacing w:before="100" w:beforeAutospacing="1" w:after="100" w:afterAutospacing="1"/>
+    </w:pPr>
+    <w:rPr>
+      <w:sz w:val="24"/>
+      <w:szCs w:val="24"/>
+      <w:lang w:val="en-ID" w:eastAsia="en-ID"/>
+    </w:rPr>
+  </w:style>
+  <w:style w:type="character" w:customStyle="1" w:styleId="apple-tab-span">
+    <w:name w:val="apple-tab-span"/>
+    <w:basedOn w:val="DefaultParagraphFont"/>
+    <w:rsid w:val="00BE41DF"/>
+  </w:style>
 </w:styles>
 </file>
 

--- a/templates/template_serah_terima.docx
+++ b/templates/template_serah_terima.docx
@@ -1245,118 +1245,13 @@
   </w:p>
   <w:p>
     <w:pPr>
-      <w:pStyle w:val="NormalWeb"/>
-      <w:spacing w:before="0" w:beforeAutospacing="0" w:after="0" w:afterAutospacing="0"/>
-    </w:pPr>
-    <w:r>
+      <w:widowControl/>
+      <w:autoSpaceDE/>
+      <w:autoSpaceDN/>
       <w:rPr>
-        <w:color w:val="000000"/>
-        <w:sz w:val="20"/>
-        <w:szCs w:val="20"/>
-      </w:rPr>
-      <w:t>KANTOR</w:t>
-    </w:r>
-    <w:r>
-      <w:rPr>
-        <w:rStyle w:val="apple-tab-span"/>
-        <w:color w:val="000000"/>
-        <w:sz w:val="20"/>
-        <w:szCs w:val="20"/>
-      </w:rPr>
-      <w:tab/>
-    </w:r>
-    <w:r>
-      <w:rPr>
-        <w:rStyle w:val="apple-tab-span"/>
-        <w:color w:val="000000"/>
-        <w:sz w:val="20"/>
-        <w:szCs w:val="20"/>
-      </w:rPr>
-      <w:tab/>
-    </w:r>
-    <w:r>
-      <w:rPr>
-        <w:rStyle w:val="apple-tab-span"/>
-        <w:color w:val="000000"/>
-        <w:sz w:val="20"/>
-        <w:szCs w:val="20"/>
-      </w:rPr>
-      <w:tab/>
-    </w:r>
-    <w:r>
-      <w:rPr>
-        <w:rStyle w:val="apple-tab-span"/>
-        <w:color w:val="000000"/>
-        <w:sz w:val="20"/>
-        <w:szCs w:val="20"/>
-      </w:rPr>
-      <w:tab/>
-    </w:r>
-    <w:r>
-      <w:rPr>
-        <w:rStyle w:val="apple-tab-span"/>
-        <w:color w:val="000000"/>
-        <w:sz w:val="20"/>
-        <w:szCs w:val="20"/>
-      </w:rPr>
-      <w:tab/>
-    </w:r>
-    <w:r>
-      <w:rPr>
-        <w:rStyle w:val="apple-tab-span"/>
-        <w:color w:val="000000"/>
-        <w:sz w:val="20"/>
-        <w:szCs w:val="20"/>
-      </w:rPr>
-      <w:tab/>
-    </w:r>
-  </w:p>
-  <w:p>
-    <w:pPr>
-      <w:pStyle w:val="NormalWeb"/>
-      <w:spacing w:before="0" w:beforeAutospacing="0" w:after="0" w:afterAutospacing="0"/>
-    </w:pPr>
-    <w:r>
-      <w:rPr>
-        <w:color w:val="000000"/>
-        <w:sz w:val="20"/>
-        <w:szCs w:val="20"/>
-      </w:rPr>
-      <w:t>Jl. Jakarta No. 24, Bandung 40272</w:t>
-    </w:r>
-    <w:r>
-      <w:rPr>
-        <w:rStyle w:val="apple-tab-span"/>
-        <w:color w:val="000000"/>
-        <w:sz w:val="20"/>
-        <w:szCs w:val="20"/>
-      </w:rPr>
-      <w:tab/>
-    </w:r>
-    <w:r>
-      <w:rPr>
-        <w:rStyle w:val="apple-tab-span"/>
-        <w:color w:val="000000"/>
-        <w:sz w:val="20"/>
-        <w:szCs w:val="20"/>
-      </w:rPr>
-      <w:tab/>
-    </w:r>
-    <w:r>
-      <w:rPr>
-        <w:rStyle w:val="apple-tab-span"/>
-        <w:color w:val="000000"/>
-        <w:sz w:val="20"/>
-        <w:szCs w:val="20"/>
-      </w:rPr>
-      <w:tab/>
-    </w:r>
-  </w:p>
-  <w:p>
-    <w:pPr>
-      <w:ind w:left="23"/>
-      <w:rPr>
-        <w:sz w:val="20"/>
+        <w:sz w:val="24"/>
+        <w:szCs w:val="24"/>
+        <w:lang w:val="en-ID" w:eastAsia="en-ID"/>
       </w:rPr>
     </w:pPr>
     <w:r>
@@ -1364,9 +1259,129 @@
         <w:color w:val="000000"/>
         <w:sz w:val="20"/>
         <w:szCs w:val="20"/>
-        <w:lang w:val="id-ID"/>
+        <w:lang w:val="en-ID" w:eastAsia="en-ID"/>
       </w:rPr>
-      <w:t>www.getsensync.com</w:t>
+      <w:t>Jl. Jakarta No.24, Kebonwaru, Batununggal</w:t>
+    </w:r>
+  </w:p>
+  <w:p>
+    <w:pPr>
+      <w:widowControl/>
+      <w:autoSpaceDE/>
+      <w:autoSpaceDN/>
+      <w:rPr>
+        <w:sz w:val="24"/>
+        <w:szCs w:val="24"/>
+        <w:lang w:val="en-ID" w:eastAsia="en-ID"/>
+      </w:rPr>
+    </w:pPr>
+    <w:r>
+      <w:rPr>
+        <w:color w:val="000000"/>
+        <w:sz w:val="20"/>
+        <w:szCs w:val="20"/>
+        <w:lang w:val="en-ID" w:eastAsia="en-ID"/>
+      </w:rPr>
+      <w:t>Kota Bandung 40272</w:t>
+    </w:r>
+  </w:p>
+  <w:p>
+    <w:pPr>
+      <w:widowControl/>
+      <w:autoSpaceDE/>
+      <w:autoSpaceDN/>
+      <w:rPr>
+        <w:sz w:val="24"/>
+        <w:szCs w:val="24"/>
+        <w:lang w:val="en-ID" w:eastAsia="en-ID"/>
+      </w:rPr>
+    </w:pPr>
+    <w:r>
+      <w:rPr>
+        <w:color w:val="000000"/>
+        <w:sz w:val="20"/>
+        <w:szCs w:val="20"/>
+        <w:lang w:val="en-ID" w:eastAsia="en-ID"/>
+      </w:rPr>
+      <w:t xml:space="preserve">Email: </w:t>
+    </w:r>
+    <w:hyperlink r:id="rId2" w:history="1">
+      <w:r>
+        <w:rPr>
+          <w:color w:val="000000"/>
+          <w:sz w:val="20"/>
+          <w:szCs w:val="20"/>
+          <w:u w:val="single"/>
+          <w:lang w:val="en-ID" w:eastAsia="en-ID"/>
+        </w:rPr>
+        <w:t>info@getsensync.com</w:t>
+      </w:r>
+      <w:r>
+        <w:rPr>
+          <w:color w:val="000000"/>
+          <w:sz w:val="20"/>
+          <w:szCs w:val="20"/>
+          <w:lang w:val="en-ID" w:eastAsia="en-ID"/>
+        </w:rPr>
+        <w:tab/>
+      </w:r>
+      <w:r>
+        <w:rPr>
+          <w:color w:val="000000"/>
+          <w:sz w:val="20"/>
+          <w:szCs w:val="20"/>
+          <w:lang w:val="en-ID" w:eastAsia="en-ID"/>
+        </w:rPr>
+        <w:tab/>
+      </w:r>
+      <w:r>
+        <w:rPr>
+          <w:color w:val="000000"/>
+          <w:sz w:val="20"/>
+          <w:szCs w:val="20"/>
+          <w:lang w:val="en-ID" w:eastAsia="en-ID"/>
+        </w:rPr>
+        <w:tab/>
+      </w:r>
+    </w:hyperlink>
+  </w:p>
+  <w:p>
+    <w:pPr>
+      <w:widowControl/>
+      <w:autoSpaceDE/>
+      <w:autoSpaceDN/>
+      <w:rPr>
+        <w:sz w:val="24"/>
+        <w:szCs w:val="24"/>
+        <w:lang w:val="en-ID" w:eastAsia="en-ID"/>
+      </w:rPr>
+    </w:pPr>
+    <w:r>
+      <w:rPr>
+        <w:color w:val="000000"/>
+        <w:sz w:val="20"/>
+        <w:szCs w:val="20"/>
+        <w:lang w:val="en-ID" w:eastAsia="en-ID"/>
+      </w:rPr>
+      <w:t>http</w:t>
+    </w:r>
+    <w:r>
+      <w:rPr>
+        <w:color w:val="000000"/>
+        <w:sz w:val="20"/>
+        <w:szCs w:val="20"/>
+        <w:lang w:val="en-ID" w:eastAsia="en-ID"/>
+      </w:rPr>
+      <w:t>s</w:t>
+    </w:r>
+    <w:r>
+      <w:rPr>
+        <w:color w:val="000000"/>
+        <w:sz w:val="20"/>
+        <w:szCs w:val="20"/>
+        <w:lang w:val="en-ID" w:eastAsia="en-ID"/>
+      </w:rPr>
+      <w:t>://www.getsensync.com</w:t>
     </w:r>
     <w:r>
       <w:rPr>
@@ -2629,7 +2644,6 @@
     <w:name w:val="Normal (Web)"/>
     <w:basedOn w:val="Normal"/>
     <w:uiPriority w:val="99"/>
-    <w:semiHidden/>
     <w:unhideWhenUsed/>
     <w:rsid w:val="00BE41DF"/>
     <w:pPr>
@@ -2648,6 +2662,18 @@
     <w:name w:val="apple-tab-span"/>
     <w:basedOn w:val="DefaultParagraphFont"/>
     <w:rsid w:val="00BE41DF"/>
+  </w:style>
+  <w:style w:type="character" w:styleId="Hyperlink">
+    <w:name w:val="Hyperlink"/>
+    <w:basedOn w:val="DefaultParagraphFont"/>
+    <w:uiPriority w:val="99"/>
+    <w:semiHidden/>
+    <w:unhideWhenUsed/>
+    <w:rsid w:val="0024720E"/>
+    <w:rPr>
+      <w:color w:val="0000FF"/>
+      <w:u w:val="single"/>
+    </w:rPr>
   </w:style>
 </w:styles>
 </file>
